--- a/Nhóm 11 dự đoán chất lượng không khí.docx
+++ b/Nhóm 11 dự đoán chất lượng không khí.docx
@@ -240,14 +240,17 @@
         <w:jc w:val="center"/>
         <w:rPr>
           <w:rFonts w:asciiTheme="majorHAnsi" w:hAnsiTheme="majorHAnsi" w:cstheme="majorHAnsi"/>
+          <w:b/>
           <w:sz w:val="28"/>
           <w:szCs w:val="28"/>
           <w:lang w:val="en-US"/>
         </w:rPr>
       </w:pPr>
-      <w:r>
-        <w:rPr>
-          <w:rFonts w:asciiTheme="majorHAnsi" w:hAnsiTheme="majorHAnsi" w:cstheme="majorHAnsi"/>
+      <w:bookmarkStart w:id="0" w:name="_GoBack"/>
+      <w:r>
+        <w:rPr>
+          <w:rFonts w:asciiTheme="majorHAnsi" w:hAnsiTheme="majorHAnsi" w:cstheme="majorHAnsi"/>
+          <w:b/>
           <w:sz w:val="28"/>
           <w:szCs w:val="28"/>
           <w:lang w:val="en-US"/>
@@ -257,6 +260,7 @@
       <w:r>
         <w:rPr>
           <w:rFonts w:asciiTheme="majorHAnsi" w:hAnsiTheme="majorHAnsi" w:cstheme="majorHAnsi"/>
+          <w:b/>
           <w:sz w:val="28"/>
           <w:szCs w:val="28"/>
           <w:lang w:val="en-US"/>
@@ -287,6 +291,7 @@
             <w:tcW w:w="1555" w:type="dxa"/>
             <w:vAlign w:val="center"/>
           </w:tcPr>
+          <w:bookmarkEnd w:id="0"/>
           <w:p>
             <w:pPr>
               <w:spacing w:line="360" w:lineRule="auto"/>
@@ -5736,7 +5741,7 @@
           <w:lang w:val="en-US"/>
         </w:rPr>
       </w:pPr>
-      <w:bookmarkStart w:id="0" w:name="_Toc225437358"/>
+      <w:bookmarkStart w:id="1" w:name="_Toc225437358"/>
       <w:r>
         <w:rPr>
           <w:rFonts w:asciiTheme="majorHAnsi" w:hAnsiTheme="majorHAnsi" w:cstheme="majorHAnsi"/>
@@ -5747,7 +5752,7 @@
         </w:rPr>
         <w:t>ĐẶT VẤN ĐỀ</w:t>
       </w:r>
-      <w:bookmarkEnd w:id="0"/>
+      <w:bookmarkEnd w:id="1"/>
     </w:p>
     <w:p>
       <w:pPr>
@@ -5771,7 +5776,7 @@
           <w:lang w:val="en-US"/>
         </w:rPr>
       </w:pPr>
-      <w:bookmarkStart w:id="1" w:name="_Toc225437359"/>
+      <w:bookmarkStart w:id="2" w:name="_Toc225437359"/>
       <w:r>
         <w:rPr>
           <w:rFonts w:asciiTheme="majorHAnsi" w:hAnsiTheme="majorHAnsi" w:cstheme="majorHAnsi"/>
@@ -5782,7 +5787,7 @@
         </w:rPr>
         <w:t>Lý do lựa chọn đề tài</w:t>
       </w:r>
-      <w:bookmarkEnd w:id="1"/>
+      <w:bookmarkEnd w:id="2"/>
     </w:p>
     <w:p>
       <w:pPr>
@@ -5828,7 +5833,7 @@
           <w:lang w:val="en-US"/>
         </w:rPr>
       </w:pPr>
-      <w:bookmarkStart w:id="2" w:name="_Toc225437360"/>
+      <w:bookmarkStart w:id="3" w:name="_Toc225437360"/>
       <w:r>
         <w:rPr>
           <w:rFonts w:asciiTheme="majorHAnsi" w:hAnsiTheme="majorHAnsi" w:cstheme="majorHAnsi"/>
@@ -5839,7 +5844,7 @@
         </w:rPr>
         <w:t>Mục tiêu nghiên cứu</w:t>
       </w:r>
-      <w:bookmarkEnd w:id="2"/>
+      <w:bookmarkEnd w:id="3"/>
     </w:p>
     <w:p>
       <w:pPr>
@@ -5985,7 +5990,7 @@
           <w:lang w:val="en-US" w:eastAsia="vi-VN"/>
         </w:rPr>
       </w:pPr>
-      <w:bookmarkStart w:id="3" w:name="_Toc225437361"/>
+      <w:bookmarkStart w:id="4" w:name="_Toc225437361"/>
       <w:r>
         <w:rPr>
           <w:rFonts w:ascii="Times New Roman" w:eastAsia="Times New Roman" w:hAnsi="Times New Roman" w:cs="Times New Roman"/>
@@ -5996,7 +6001,7 @@
         </w:rPr>
         <w:t>Đối tượng và phạm vi nghiên cứu</w:t>
       </w:r>
-      <w:bookmarkEnd w:id="3"/>
+      <w:bookmarkEnd w:id="4"/>
     </w:p>
     <w:p>
       <w:pPr>
@@ -6106,7 +6111,7 @@
           <w:lang w:val="en-US" w:eastAsia="vi-VN"/>
         </w:rPr>
       </w:pPr>
-      <w:bookmarkStart w:id="4" w:name="_Toc225437362"/>
+      <w:bookmarkStart w:id="5" w:name="_Toc225437362"/>
       <w:r>
         <w:rPr>
           <w:rFonts w:ascii="Times New Roman" w:eastAsia="Times New Roman" w:hAnsi="Times New Roman" w:cs="Times New Roman"/>
@@ -6117,7 +6122,7 @@
         </w:rPr>
         <w:t>Phương pháp nghiên cứu</w:t>
       </w:r>
-      <w:bookmarkEnd w:id="4"/>
+      <w:bookmarkEnd w:id="5"/>
     </w:p>
     <w:p>
       <w:pPr>
@@ -6252,7 +6257,7 @@
           <w:lang w:val="en-US" w:eastAsia="vi-VN"/>
         </w:rPr>
       </w:pPr>
-      <w:bookmarkStart w:id="5" w:name="_Toc225437363"/>
+      <w:bookmarkStart w:id="6" w:name="_Toc225437363"/>
       <w:r>
         <w:rPr>
           <w:rFonts w:asciiTheme="majorHAnsi" w:eastAsia="Times New Roman" w:hAnsiTheme="majorHAnsi" w:cstheme="majorHAnsi"/>
@@ -6263,7 +6268,7 @@
         </w:rPr>
         <w:t>MÔ TẢ DỮ LIỆU</w:t>
       </w:r>
-      <w:bookmarkEnd w:id="5"/>
+      <w:bookmarkEnd w:id="6"/>
     </w:p>
     <w:p>
       <w:pPr>
@@ -6287,7 +6292,7 @@
           <w:lang w:val="en-US" w:eastAsia="vi-VN"/>
         </w:rPr>
       </w:pPr>
-      <w:bookmarkStart w:id="6" w:name="_Toc225437364"/>
+      <w:bookmarkStart w:id="7" w:name="_Toc225437364"/>
       <w:r>
         <w:rPr>
           <w:rFonts w:asciiTheme="majorHAnsi" w:eastAsia="Times New Roman" w:hAnsiTheme="majorHAnsi" w:cstheme="majorHAnsi"/>
@@ -6298,7 +6303,7 @@
         </w:rPr>
         <w:t>Mô tả bộ dữ liệu</w:t>
       </w:r>
-      <w:bookmarkEnd w:id="6"/>
+      <w:bookmarkEnd w:id="7"/>
     </w:p>
     <w:p>
       <w:pPr>
@@ -6538,7 +6543,7 @@
           <w:lang w:val="en-US"/>
         </w:rPr>
       </w:pPr>
-      <w:bookmarkStart w:id="7" w:name="_Toc225437365"/>
+      <w:bookmarkStart w:id="8" w:name="_Toc225437365"/>
       <w:r>
         <w:rPr>
           <w:rFonts w:asciiTheme="majorHAnsi" w:hAnsiTheme="majorHAnsi" w:cstheme="majorHAnsi"/>
@@ -6549,7 +6554,7 @@
         </w:rPr>
         <w:t>Mô tả các biến chính</w:t>
       </w:r>
-      <w:bookmarkEnd w:id="7"/>
+      <w:bookmarkEnd w:id="8"/>
     </w:p>
     <w:p>
       <w:pPr>
@@ -6812,7 +6817,7 @@
         </w:rPr>
         <w:t xml:space="preserve"> </w:t>
       </w:r>
-      <w:bookmarkStart w:id="8" w:name="_Toc225437366"/>
+      <w:bookmarkStart w:id="9" w:name="_Toc225437366"/>
       <w:r>
         <w:rPr>
           <w:rFonts w:asciiTheme="majorHAnsi" w:hAnsiTheme="majorHAnsi" w:cstheme="majorHAnsi"/>
@@ -6822,7 +6827,7 @@
         </w:rPr>
         <w:t>Biến độc lập</w:t>
       </w:r>
-      <w:bookmarkEnd w:id="8"/>
+      <w:bookmarkEnd w:id="9"/>
     </w:p>
     <w:tbl>
       <w:tblPr>
@@ -8391,7 +8396,7 @@
         </w:rPr>
         <w:t xml:space="preserve"> </w:t>
       </w:r>
-      <w:bookmarkStart w:id="9" w:name="_Toc225437367"/>
+      <w:bookmarkStart w:id="10" w:name="_Toc225437367"/>
       <w:r>
         <w:rPr>
           <w:rFonts w:asciiTheme="majorHAnsi" w:hAnsiTheme="majorHAnsi" w:cstheme="majorHAnsi"/>
@@ -8401,7 +8406,7 @@
         </w:rPr>
         <w:t>Biến phụ thuộc</w:t>
       </w:r>
-      <w:bookmarkEnd w:id="9"/>
+      <w:bookmarkEnd w:id="10"/>
     </w:p>
     <w:p>
       <w:pPr>
@@ -8783,11 +8788,11 @@
       <w:pPr>
         <w:pStyle w:val="Bng"/>
       </w:pPr>
-      <w:bookmarkStart w:id="10" w:name="_Toc225355972"/>
+      <w:bookmarkStart w:id="11" w:name="_Toc225355972"/>
       <w:r>
         <w:t>Hình: 2.2.1: Bộ dữ liệu ban đầu khi đưa vào Orange</w:t>
       </w:r>
-      <w:bookmarkEnd w:id="10"/>
+      <w:bookmarkEnd w:id="11"/>
     </w:p>
     <w:p>
       <w:pPr>
@@ -8802,7 +8807,7 @@
         <w:ind w:left="0" w:firstLine="720"/>
         <w:jc w:val="both"/>
       </w:pPr>
-      <w:bookmarkStart w:id="11" w:name="_Toc225355973"/>
+      <w:bookmarkStart w:id="12" w:name="_Toc225355973"/>
       <w:r>
         <w:rPr>
           <w:b/>
@@ -8830,7 +8835,7 @@
       <w:r>
         <w:t xml:space="preserve"> (Multi-class Classification). Mục tiêu của mô hình là dự đoán chính xác mức chất lượng không khí dựa trên các yếu tố môi trường và nhân khẩu học tương ứng.</w:t>
       </w:r>
-      <w:bookmarkEnd w:id="11"/>
+      <w:bookmarkEnd w:id="12"/>
     </w:p>
     <w:p>
       <w:pPr>
@@ -8863,7 +8868,7 @@
         </w:rPr>
         <w:t xml:space="preserve"> </w:t>
       </w:r>
-      <w:bookmarkStart w:id="12" w:name="_Toc225437368"/>
+      <w:bookmarkStart w:id="13" w:name="_Toc225437368"/>
       <w:r>
         <w:rPr>
           <w:rFonts w:asciiTheme="majorHAnsi" w:hAnsiTheme="majorHAnsi" w:cstheme="majorHAnsi"/>
@@ -8874,7 +8879,7 @@
         </w:rPr>
         <w:t>PHƯƠNG PHÁP SỬ DỤNG</w:t>
       </w:r>
-      <w:bookmarkEnd w:id="12"/>
+      <w:bookmarkEnd w:id="13"/>
     </w:p>
     <w:p>
       <w:pPr>
@@ -8898,7 +8903,7 @@
           <w:lang w:val="en-US"/>
         </w:rPr>
       </w:pPr>
-      <w:bookmarkStart w:id="13" w:name="_Toc225437369"/>
+      <w:bookmarkStart w:id="14" w:name="_Toc225437369"/>
       <w:r>
         <w:rPr>
           <w:rFonts w:asciiTheme="majorHAnsi" w:hAnsiTheme="majorHAnsi" w:cstheme="majorHAnsi"/>
@@ -8909,7 +8914,7 @@
         </w:rPr>
         <w:t>Khái niệm cơ bản trong khai thác dữ liệu</w:t>
       </w:r>
-      <w:bookmarkEnd w:id="13"/>
+      <w:bookmarkEnd w:id="14"/>
     </w:p>
     <w:p>
       <w:pPr>
@@ -8941,7 +8946,7 @@
         </w:rPr>
         <w:t xml:space="preserve"> </w:t>
       </w:r>
-      <w:bookmarkStart w:id="14" w:name="_Toc225437370"/>
+      <w:bookmarkStart w:id="15" w:name="_Toc225437370"/>
       <w:r>
         <w:rPr>
           <w:rFonts w:asciiTheme="majorHAnsi" w:hAnsiTheme="majorHAnsi" w:cstheme="majorHAnsi"/>
@@ -8951,7 +8956,7 @@
         </w:rPr>
         <w:t>Khoa học dữ liệu</w:t>
       </w:r>
-      <w:bookmarkEnd w:id="14"/>
+      <w:bookmarkEnd w:id="15"/>
     </w:p>
     <w:p>
       <w:pPr>
@@ -9385,7 +9390,7 @@
         </w:rPr>
         <w:t xml:space="preserve"> </w:t>
       </w:r>
-      <w:bookmarkStart w:id="15" w:name="_Toc225437371"/>
+      <w:bookmarkStart w:id="16" w:name="_Toc225437371"/>
       <w:r>
         <w:rPr>
           <w:rFonts w:asciiTheme="majorHAnsi" w:hAnsiTheme="majorHAnsi" w:cstheme="majorHAnsi"/>
@@ -9395,7 +9400,7 @@
         </w:rPr>
         <w:t>Khai thác dữ liệu</w:t>
       </w:r>
-      <w:bookmarkEnd w:id="15"/>
+      <w:bookmarkEnd w:id="16"/>
     </w:p>
     <w:p>
       <w:pPr>
@@ -9747,7 +9752,7 @@
           <w:lang w:val="en-US"/>
         </w:rPr>
       </w:pPr>
-      <w:bookmarkStart w:id="16" w:name="_Toc225437372"/>
+      <w:bookmarkStart w:id="17" w:name="_Toc225437372"/>
       <w:r>
         <w:rPr>
           <w:rFonts w:asciiTheme="majorHAnsi" w:hAnsiTheme="majorHAnsi" w:cstheme="majorHAnsi"/>
@@ -9758,7 +9763,7 @@
         </w:rPr>
         <w:t>Tổng quan về Orange Data Mining</w:t>
       </w:r>
-      <w:bookmarkEnd w:id="16"/>
+      <w:bookmarkEnd w:id="17"/>
     </w:p>
     <w:p>
       <w:pPr>
@@ -9905,7 +9910,7 @@
           <w:lang w:val="en-US"/>
         </w:rPr>
       </w:pPr>
-      <w:bookmarkStart w:id="17" w:name="_Toc225437373"/>
+      <w:bookmarkStart w:id="18" w:name="_Toc225437373"/>
       <w:r>
         <w:rPr>
           <w:rFonts w:asciiTheme="majorHAnsi" w:hAnsiTheme="majorHAnsi" w:cstheme="majorHAnsi"/>
@@ -9916,7 +9921,7 @@
         </w:rPr>
         <w:t>Phân lớp dữ liệu</w:t>
       </w:r>
-      <w:bookmarkEnd w:id="17"/>
+      <w:bookmarkEnd w:id="18"/>
     </w:p>
     <w:p>
       <w:pPr>
@@ -10207,7 +10212,7 @@
           <w:lang w:val="en-US"/>
         </w:rPr>
       </w:pPr>
-      <w:bookmarkStart w:id="18" w:name="_Toc225437374"/>
+      <w:bookmarkStart w:id="19" w:name="_Toc225437374"/>
       <w:r>
         <w:rPr>
           <w:rFonts w:asciiTheme="majorHAnsi" w:hAnsiTheme="majorHAnsi" w:cstheme="majorHAnsi"/>
@@ -10228,7 +10233,7 @@
         </w:rPr>
         <w:t>p dụng các mô hình phân lớp vào phân tích dữ liệu</w:t>
       </w:r>
-      <w:bookmarkEnd w:id="18"/>
+      <w:bookmarkEnd w:id="19"/>
     </w:p>
     <w:p>
       <w:pPr>
@@ -10280,8 +10285,6 @@
         </w:rPr>
         <w:t>mà nhóm lựa chọn</w:t>
       </w:r>
-      <w:bookmarkStart w:id="19" w:name="_GoBack"/>
-      <w:bookmarkEnd w:id="19"/>
       <w:r>
         <w:rPr>
           <w:rFonts w:asciiTheme="majorHAnsi" w:hAnsiTheme="majorHAnsi" w:cstheme="majorHAnsi"/>
@@ -18807,7 +18810,7 @@
             <w:noProof/>
             <w:sz w:val="24"/>
           </w:rPr>
-          <w:t>17</w:t>
+          <w:t>16</w:t>
         </w:r>
         <w:r>
           <w:rPr>
@@ -21334,7 +21337,7 @@
 </file>
 
 <file path=customXml/itemProps1.xml><?xml version="1.0" encoding="utf-8"?>
-<ds:datastoreItem xmlns:ds="http://schemas.openxmlformats.org/officeDocument/2006/customXml" ds:itemID="{6DEFD181-792F-48CB-8BBD-3F660998C3DC}">
+<ds:datastoreItem xmlns:ds="http://schemas.openxmlformats.org/officeDocument/2006/customXml" ds:itemID="{120058A4-882C-497C-B823-8011B0B552FA}">
   <ds:schemaRefs>
     <ds:schemaRef ds:uri="http://schemas.openxmlformats.org/officeDocument/2006/bibliography"/>
   </ds:schemaRefs>
